--- a/docsCDA/DocExams/Sarah_DossierProfessionnel_CDA.docx
+++ b/docsCDA/DocExams/Sarah_DossierProfessionnel_CDA.docx
@@ -823,8 +823,8 @@
         <w:tblLook w:firstRow="1" w:noVBand="1" w:lastRow="0" w:firstColumn="1" w:lastColumn="0" w:noHBand="0" w:val="04a0"/>
       </w:tblPr>
       <w:tblGrid>
-        <w:gridCol w:w="751"/>
-        <w:gridCol w:w="8888"/>
+        <w:gridCol w:w="750"/>
+        <w:gridCol w:w="8889"/>
       </w:tblGrid>
       <w:tr>
         <w:trPr/>
@@ -1091,7 +1091,7 @@
         <w:trPr/>
         <w:tc>
           <w:tcPr>
-            <w:tcW w:w="751" w:type="dxa"/>
+            <w:tcW w:w="750" w:type="dxa"/>
             <w:tcBorders>
               <w:top w:val="nil"/>
               <w:left w:val="single" w:sz="4" w:space="0" w:color="D9D9D9"/>
@@ -1107,7 +1107,7 @@
                 <w14:checkedState w:val=""/>
                 <w14:uncheckedState w:val=""/>
               </w14:checkbox>
-              <w:id w:val="1692351780"/>
+              <w:id w:val="1539916077"/>
               <w:alias w:val="Nom naissance"/>
             </w:sdtPr>
             <w:sdtContent>
@@ -1141,7 +1141,7 @@
         </w:tc>
         <w:tc>
           <w:tcPr>
-            <w:tcW w:w="8888" w:type="dxa"/>
+            <w:tcW w:w="8889" w:type="dxa"/>
             <w:tcBorders>
               <w:top w:val="nil"/>
               <w:left w:val="nil"/>
@@ -1183,7 +1183,7 @@
         <w:trPr/>
         <w:tc>
           <w:tcPr>
-            <w:tcW w:w="751" w:type="dxa"/>
+            <w:tcW w:w="750" w:type="dxa"/>
             <w:tcBorders>
               <w:top w:val="nil"/>
               <w:left w:val="single" w:sz="4" w:space="0" w:color="D9D9D9"/>
@@ -1199,7 +1199,7 @@
                 <w14:checkedState w:val=""/>
                 <w14:uncheckedState w:val=""/>
               </w14:checkbox>
-              <w:id w:val="1514462557"/>
+              <w:id w:val="1852262168"/>
               <w:alias w:val="VAE"/>
             </w:sdtPr>
             <w:sdtContent>
@@ -1233,7 +1233,7 @@
         </w:tc>
         <w:tc>
           <w:tcPr>
-            <w:tcW w:w="8888" w:type="dxa"/>
+            <w:tcW w:w="8889" w:type="dxa"/>
             <w:tcBorders>
               <w:top w:val="nil"/>
               <w:left w:val="nil"/>
@@ -2442,9 +2442,9 @@
         <w:tblLook w:firstRow="1" w:noVBand="1" w:lastRow="0" w:firstColumn="1" w:lastColumn="0" w:noHBand="0" w:val="04a0"/>
       </w:tblPr>
       <w:tblGrid>
-        <w:gridCol w:w="281"/>
-        <w:gridCol w:w="8510"/>
-        <w:gridCol w:w="423"/>
+        <w:gridCol w:w="280"/>
+        <w:gridCol w:w="8512"/>
+        <w:gridCol w:w="422"/>
         <w:gridCol w:w="566"/>
       </w:tblGrid>
       <w:tr>
@@ -2629,7 +2629,7 @@
         <w:trPr/>
         <w:tc>
           <w:tcPr>
-            <w:tcW w:w="8791" w:type="dxa"/>
+            <w:tcW w:w="8792" w:type="dxa"/>
             <w:gridSpan w:val="2"/>
             <w:tcBorders>
               <w:top w:val="nil"/>
@@ -2671,7 +2671,7 @@
         </w:tc>
         <w:tc>
           <w:tcPr>
-            <w:tcW w:w="423" w:type="dxa"/>
+            <w:tcW w:w="422" w:type="dxa"/>
             <w:tcBorders>
               <w:top w:val="nil"/>
               <w:left w:val="nil"/>
@@ -2762,7 +2762,7 @@
         <w:trPr/>
         <w:tc>
           <w:tcPr>
-            <w:tcW w:w="281" w:type="dxa"/>
+            <w:tcW w:w="280" w:type="dxa"/>
             <w:tcBorders>
               <w:top w:val="nil"/>
               <w:left w:val="nil"/>
@@ -2795,7 +2795,7 @@
         </w:tc>
         <w:tc>
           <w:tcPr>
-            <w:tcW w:w="8510" w:type="dxa"/>
+            <w:tcW w:w="8512" w:type="dxa"/>
             <w:tcBorders>
               <w:top w:val="nil"/>
               <w:left w:val="nil"/>
@@ -2868,7 +2868,7 @@
         </w:tc>
         <w:tc>
           <w:tcPr>
-            <w:tcW w:w="423" w:type="dxa"/>
+            <w:tcW w:w="422" w:type="dxa"/>
             <w:tcBorders>
               <w:top w:val="nil"/>
               <w:left w:val="nil"/>
@@ -2950,7 +2950,7 @@
         <w:trPr/>
         <w:tc>
           <w:tcPr>
-            <w:tcW w:w="281" w:type="dxa"/>
+            <w:tcW w:w="280" w:type="dxa"/>
             <w:tcBorders>
               <w:top w:val="nil"/>
               <w:left w:val="nil"/>
@@ -2983,7 +2983,7 @@
         </w:tc>
         <w:tc>
           <w:tcPr>
-            <w:tcW w:w="8510" w:type="dxa"/>
+            <w:tcW w:w="8512" w:type="dxa"/>
             <w:tcBorders>
               <w:top w:val="nil"/>
               <w:left w:val="nil"/>
@@ -3059,7 +3059,7 @@
         </w:tc>
         <w:tc>
           <w:tcPr>
-            <w:tcW w:w="423" w:type="dxa"/>
+            <w:tcW w:w="422" w:type="dxa"/>
             <w:tcBorders>
               <w:top w:val="nil"/>
               <w:left w:val="nil"/>
@@ -3143,7 +3143,7 @@
         </w:trPr>
         <w:tc>
           <w:tcPr>
-            <w:tcW w:w="281" w:type="dxa"/>
+            <w:tcW w:w="280" w:type="dxa"/>
             <w:tcBorders>
               <w:top w:val="nil"/>
               <w:left w:val="nil"/>
@@ -3185,7 +3185,7 @@
         </w:tc>
         <w:tc>
           <w:tcPr>
-            <w:tcW w:w="8510" w:type="dxa"/>
+            <w:tcW w:w="8512" w:type="dxa"/>
             <w:tcBorders>
               <w:top w:val="nil"/>
               <w:left w:val="nil"/>
@@ -3225,7 +3225,7 @@
         </w:tc>
         <w:tc>
           <w:tcPr>
-            <w:tcW w:w="423" w:type="dxa"/>
+            <w:tcW w:w="422" w:type="dxa"/>
             <w:tcBorders>
               <w:top w:val="nil"/>
               <w:left w:val="nil"/>
@@ -3301,7 +3301,7 @@
         <w:trPr/>
         <w:tc>
           <w:tcPr>
-            <w:tcW w:w="8791" w:type="dxa"/>
+            <w:tcW w:w="8792" w:type="dxa"/>
             <w:gridSpan w:val="2"/>
             <w:tcBorders>
               <w:top w:val="nil"/>
@@ -3341,7 +3341,7 @@
         </w:tc>
         <w:tc>
           <w:tcPr>
-            <w:tcW w:w="423" w:type="dxa"/>
+            <w:tcW w:w="422" w:type="dxa"/>
             <w:tcBorders>
               <w:top w:val="nil"/>
               <w:left w:val="nil"/>
@@ -3426,7 +3426,7 @@
         <w:trPr/>
         <w:tc>
           <w:tcPr>
-            <w:tcW w:w="281" w:type="dxa"/>
+            <w:tcW w:w="280" w:type="dxa"/>
             <w:tcBorders>
               <w:top w:val="single" w:sz="4" w:space="0" w:color="FFFFFF"/>
               <w:left w:val="nil"/>
@@ -3459,7 +3459,7 @@
         </w:tc>
         <w:tc>
           <w:tcPr>
-            <w:tcW w:w="8510" w:type="dxa"/>
+            <w:tcW w:w="8512" w:type="dxa"/>
             <w:tcBorders>
               <w:top w:val="nil"/>
               <w:left w:val="single" w:sz="8" w:space="0" w:color="F2F2F2"/>
@@ -3532,7 +3532,7 @@
         </w:tc>
         <w:tc>
           <w:tcPr>
-            <w:tcW w:w="423" w:type="dxa"/>
+            <w:tcW w:w="422" w:type="dxa"/>
             <w:tcBorders>
               <w:top w:val="nil"/>
               <w:left w:val="nil"/>
@@ -3614,7 +3614,7 @@
         <w:trPr/>
         <w:tc>
           <w:tcPr>
-            <w:tcW w:w="281" w:type="dxa"/>
+            <w:tcW w:w="280" w:type="dxa"/>
             <w:tcBorders>
               <w:top w:val="nil"/>
               <w:left w:val="nil"/>
@@ -3653,7 +3653,7 @@
         </w:tc>
         <w:tc>
           <w:tcPr>
-            <w:tcW w:w="8510" w:type="dxa"/>
+            <w:tcW w:w="8512" w:type="dxa"/>
             <w:tcBorders>
               <w:top w:val="nil"/>
               <w:left w:val="nil"/>
@@ -3692,7 +3692,7 @@
         </w:tc>
         <w:tc>
           <w:tcPr>
-            <w:tcW w:w="423" w:type="dxa"/>
+            <w:tcW w:w="422" w:type="dxa"/>
             <w:tcBorders>
               <w:top w:val="nil"/>
               <w:left w:val="nil"/>
@@ -3776,7 +3776,7 @@
         <w:trPr/>
         <w:tc>
           <w:tcPr>
-            <w:tcW w:w="8791" w:type="dxa"/>
+            <w:tcW w:w="8792" w:type="dxa"/>
             <w:gridSpan w:val="2"/>
             <w:tcBorders>
               <w:top w:val="nil"/>
@@ -3816,7 +3816,7 @@
         </w:tc>
         <w:tc>
           <w:tcPr>
-            <w:tcW w:w="423" w:type="dxa"/>
+            <w:tcW w:w="422" w:type="dxa"/>
             <w:tcBorders>
               <w:top w:val="nil"/>
               <w:left w:val="nil"/>
@@ -3899,7 +3899,7 @@
         <w:trPr/>
         <w:tc>
           <w:tcPr>
-            <w:tcW w:w="281" w:type="dxa"/>
+            <w:tcW w:w="280" w:type="dxa"/>
             <w:tcBorders>
               <w:top w:val="nil"/>
               <w:left w:val="nil"/>
@@ -3938,7 +3938,7 @@
         </w:tc>
         <w:tc>
           <w:tcPr>
-            <w:tcW w:w="8510" w:type="dxa"/>
+            <w:tcW w:w="8512" w:type="dxa"/>
             <w:tcBorders>
               <w:top w:val="nil"/>
               <w:left w:val="single" w:sz="8" w:space="0" w:color="F2F2F2"/>
@@ -4002,7 +4002,7 @@
         </w:tc>
         <w:tc>
           <w:tcPr>
-            <w:tcW w:w="423" w:type="dxa"/>
+            <w:tcW w:w="422" w:type="dxa"/>
             <w:tcBorders>
               <w:top w:val="nil"/>
               <w:left w:val="nil"/>
@@ -4084,7 +4084,7 @@
         <w:trPr/>
         <w:tc>
           <w:tcPr>
-            <w:tcW w:w="281" w:type="dxa"/>
+            <w:tcW w:w="280" w:type="dxa"/>
             <w:tcBorders>
               <w:top w:val="nil"/>
               <w:left w:val="nil"/>
@@ -4123,7 +4123,7 @@
         </w:tc>
         <w:tc>
           <w:tcPr>
-            <w:tcW w:w="8510" w:type="dxa"/>
+            <w:tcW w:w="8512" w:type="dxa"/>
             <w:tcBorders>
               <w:top w:val="nil"/>
               <w:left w:val="nil"/>
@@ -4162,7 +4162,7 @@
         </w:tc>
         <w:tc>
           <w:tcPr>
-            <w:tcW w:w="423" w:type="dxa"/>
+            <w:tcW w:w="422" w:type="dxa"/>
             <w:tcBorders>
               <w:top w:val="nil"/>
               <w:left w:val="nil"/>
@@ -4246,7 +4246,7 @@
         <w:trPr/>
         <w:tc>
           <w:tcPr>
-            <w:tcW w:w="8791" w:type="dxa"/>
+            <w:tcW w:w="8792" w:type="dxa"/>
             <w:gridSpan w:val="2"/>
             <w:tcBorders>
               <w:top w:val="nil"/>
@@ -4303,7 +4303,7 @@
         </w:tc>
         <w:tc>
           <w:tcPr>
-            <w:tcW w:w="423" w:type="dxa"/>
+            <w:tcW w:w="422" w:type="dxa"/>
             <w:tcBorders>
               <w:top w:val="nil"/>
               <w:left w:val="nil"/>
@@ -4388,7 +4388,7 @@
         <w:trPr/>
         <w:tc>
           <w:tcPr>
-            <w:tcW w:w="8791" w:type="dxa"/>
+            <w:tcW w:w="8792" w:type="dxa"/>
             <w:gridSpan w:val="2"/>
             <w:tcBorders>
               <w:top w:val="nil"/>
@@ -4433,7 +4433,7 @@
         </w:tc>
         <w:tc>
           <w:tcPr>
-            <w:tcW w:w="423" w:type="dxa"/>
+            <w:tcW w:w="422" w:type="dxa"/>
             <w:tcBorders>
               <w:top w:val="nil"/>
               <w:left w:val="nil"/>
@@ -4518,7 +4518,7 @@
         <w:trPr/>
         <w:tc>
           <w:tcPr>
-            <w:tcW w:w="8791" w:type="dxa"/>
+            <w:tcW w:w="8792" w:type="dxa"/>
             <w:gridSpan w:val="2"/>
             <w:tcBorders>
               <w:top w:val="nil"/>
@@ -4575,7 +4575,7 @@
         </w:tc>
         <w:tc>
           <w:tcPr>
-            <w:tcW w:w="423" w:type="dxa"/>
+            <w:tcW w:w="422" w:type="dxa"/>
             <w:tcBorders>
               <w:top w:val="nil"/>
               <w:left w:val="nil"/>
@@ -4660,7 +4660,7 @@
         <w:trPr/>
         <w:tc>
           <w:tcPr>
-            <w:tcW w:w="8791" w:type="dxa"/>
+            <w:tcW w:w="8792" w:type="dxa"/>
             <w:gridSpan w:val="2"/>
             <w:tcBorders>
               <w:top w:val="nil"/>
@@ -4716,7 +4716,7 @@
         </w:tc>
         <w:tc>
           <w:tcPr>
-            <w:tcW w:w="423" w:type="dxa"/>
+            <w:tcW w:w="422" w:type="dxa"/>
             <w:tcBorders>
               <w:top w:val="nil"/>
               <w:left w:val="nil"/>
@@ -5009,10 +5009,10 @@
       <w:tblGrid>
         <w:gridCol w:w="2411"/>
         <w:gridCol w:w="567"/>
-        <w:gridCol w:w="573"/>
-        <w:gridCol w:w="1286"/>
-        <w:gridCol w:w="4942"/>
-        <w:gridCol w:w="570"/>
+        <w:gridCol w:w="572"/>
+        <w:gridCol w:w="1287"/>
+        <w:gridCol w:w="4941"/>
+        <w:gridCol w:w="571"/>
       </w:tblGrid>
       <w:tr>
         <w:trPr>
@@ -5567,7 +5567,33 @@
                 <w:szCs w:val="22"/>
                 <w:lang w:val="fr-FR" w:eastAsia="en-US" w:bidi="ar-SA"/>
               </w:rPr>
-              <w:t xml:space="preserve"> sur le workflow et l’interface Dolibarr native fortement customisée par le module selon les demandes du client. Cette partie concerne le CRUD complet sur la création du transport en lui même et l’ajouts de produits , la gestion des chauffeurs et vehicules sur Dolibarr qui est possible dans cette interface mais également depuis la planification des tournées.</w:t>
+              <w:t xml:space="preserve"> sur le workflow </w:t>
+            </w:r>
+            <w:r>
+              <w:rPr>
+                <w:rFonts w:eastAsia="Calibri" w:cs="Calibri" w:cstheme="minorHAnsi"/>
+                <w:b w:val="false"/>
+                <w:bCs w:val="false"/>
+                <w:color w:val="404040" w:themeColor="text1" w:themeTint="bf"/>
+                <w:kern w:val="0"/>
+                <w:sz w:val="22"/>
+                <w:szCs w:val="22"/>
+                <w:lang w:val="fr-FR" w:eastAsia="en-US" w:bidi="ar-SA"/>
+              </w:rPr>
+              <w:t>de</w:t>
+            </w:r>
+            <w:r>
+              <w:rPr>
+                <w:rFonts w:eastAsia="Calibri" w:cs="Calibri" w:cstheme="minorHAnsi"/>
+                <w:b w:val="false"/>
+                <w:bCs w:val="false"/>
+                <w:color w:val="404040" w:themeColor="text1" w:themeTint="bf"/>
+                <w:kern w:val="0"/>
+                <w:sz w:val="22"/>
+                <w:szCs w:val="22"/>
+                <w:lang w:val="fr-FR" w:eastAsia="en-US" w:bidi="ar-SA"/>
+              </w:rPr>
+              <w:t xml:space="preserve"> l’interface Dolibarr native, customisée par le module selon les demandes du client. Cette partie concerne le CRUD complet sur la création du transport en lui même et l’ajouts de produits , la gestion des chauffeurs et vehicules sur Dolibarr qui est possible dans cette interface mais également depuis la planification des tournées.</w:t>
             </w:r>
           </w:p>
           <w:p>
@@ -5812,6 +5838,10 @@
             <w:pPr>
               <w:pStyle w:val="Normal"/>
               <w:widowControl w:val="false"/>
+              <w:numPr>
+                <w:ilvl w:val="0"/>
+                <w:numId w:val="3"/>
+              </w:numPr>
               <w:suppressAutoHyphens w:val="true"/>
               <w:spacing w:lineRule="auto" w:line="240" w:before="0" w:after="0"/>
               <w:jc w:val="left"/>
@@ -5845,6 +5875,10 @@
             <w:pPr>
               <w:pStyle w:val="Normal"/>
               <w:widowControl w:val="false"/>
+              <w:numPr>
+                <w:ilvl w:val="0"/>
+                <w:numId w:val="3"/>
+              </w:numPr>
               <w:suppressAutoHyphens w:val="true"/>
               <w:spacing w:lineRule="auto" w:line="240" w:before="0" w:after="0"/>
               <w:jc w:val="left"/>
@@ -5895,10 +5929,10 @@
             </w:pPr>
             <w:r>
               <w:rPr>
-                <w:rFonts w:eastAsia="Calibri" w:cs="Calibri"/>
+                <w:rFonts w:eastAsia="Calibri" w:cs="Calibri" w:cstheme="minorHAnsi"/>
                 <w:b w:val="false"/>
                 <w:bCs w:val="false"/>
-                <w:color w:val="404040"/>
+                <w:color w:val="404040" w:themeColor="text1" w:themeTint="bf"/>
                 <w:kern w:val="0"/>
                 <w:sz w:val="22"/>
                 <w:szCs w:val="22"/>
@@ -6088,7 +6122,7 @@
         <w:trPr/>
         <w:tc>
           <w:tcPr>
-            <w:tcW w:w="9779" w:type="dxa"/>
+            <w:tcW w:w="9778" w:type="dxa"/>
             <w:gridSpan w:val="5"/>
             <w:tcBorders>
               <w:top w:val="nil"/>
@@ -6126,7 +6160,7 @@
         </w:tc>
         <w:tc>
           <w:tcPr>
-            <w:tcW w:w="570" w:type="dxa"/>
+            <w:tcW w:w="571" w:type="dxa"/>
             <w:tcBorders>
               <w:top w:val="nil"/>
               <w:left w:val="nil"/>
@@ -6627,7 +6661,7 @@
         <w:trPr/>
         <w:tc>
           <w:tcPr>
-            <w:tcW w:w="9779" w:type="dxa"/>
+            <w:tcW w:w="9778" w:type="dxa"/>
             <w:gridSpan w:val="5"/>
             <w:tcBorders>
               <w:top w:val="nil"/>
@@ -6665,7 +6699,7 @@
         </w:tc>
         <w:tc>
           <w:tcPr>
-            <w:tcW w:w="570" w:type="dxa"/>
+            <w:tcW w:w="571" w:type="dxa"/>
             <w:tcBorders>
               <w:top w:val="nil"/>
               <w:left w:val="nil"/>
@@ -6986,7 +7020,7 @@
         </w:trPr>
         <w:tc>
           <w:tcPr>
-            <w:tcW w:w="3551" w:type="dxa"/>
+            <w:tcW w:w="3550" w:type="dxa"/>
             <w:gridSpan w:val="3"/>
             <w:tcBorders>
               <w:top w:val="nil"/>
@@ -7048,7 +7082,7 @@
         </w:tc>
         <w:tc>
           <w:tcPr>
-            <w:tcW w:w="6798" w:type="dxa"/>
+            <w:tcW w:w="6799" w:type="dxa"/>
             <w:gridSpan w:val="3"/>
             <w:tcBorders>
               <w:top w:val="nil"/>
@@ -7212,7 +7246,7 @@
         <w:trPr/>
         <w:tc>
           <w:tcPr>
-            <w:tcW w:w="9779" w:type="dxa"/>
+            <w:tcW w:w="9778" w:type="dxa"/>
             <w:gridSpan w:val="5"/>
             <w:tcBorders>
               <w:top w:val="nil"/>
@@ -7250,7 +7284,7 @@
         </w:tc>
         <w:tc>
           <w:tcPr>
-            <w:tcW w:w="570" w:type="dxa"/>
+            <w:tcW w:w="571" w:type="dxa"/>
             <w:tcBorders>
               <w:top w:val="nil"/>
               <w:left w:val="nil"/>
@@ -7290,7 +7324,7 @@
         <w:trPr/>
         <w:tc>
           <w:tcPr>
-            <w:tcW w:w="9779" w:type="dxa"/>
+            <w:tcW w:w="9778" w:type="dxa"/>
             <w:gridSpan w:val="5"/>
             <w:tcBorders>
               <w:top w:val="nil"/>
@@ -7326,7 +7360,7 @@
         </w:tc>
         <w:tc>
           <w:tcPr>
-            <w:tcW w:w="570" w:type="dxa"/>
+            <w:tcW w:w="571" w:type="dxa"/>
             <w:tcBorders>
               <w:top w:val="nil"/>
               <w:left w:val="nil"/>
@@ -7366,7 +7400,7 @@
         <w:trPr/>
         <w:tc>
           <w:tcPr>
-            <w:tcW w:w="9779" w:type="dxa"/>
+            <w:tcW w:w="9778" w:type="dxa"/>
             <w:gridSpan w:val="5"/>
             <w:tcBorders>
               <w:top w:val="nil"/>
@@ -7418,7 +7452,7 @@
         </w:tc>
         <w:tc>
           <w:tcPr>
-            <w:tcW w:w="570" w:type="dxa"/>
+            <w:tcW w:w="571" w:type="dxa"/>
             <w:tcBorders>
               <w:top w:val="nil"/>
               <w:left w:val="nil"/>
@@ -7640,10 +7674,10 @@
       <w:tblGrid>
         <w:gridCol w:w="2411"/>
         <w:gridCol w:w="567"/>
-        <w:gridCol w:w="573"/>
-        <w:gridCol w:w="1286"/>
-        <w:gridCol w:w="4942"/>
-        <w:gridCol w:w="570"/>
+        <w:gridCol w:w="572"/>
+        <w:gridCol w:w="1287"/>
+        <w:gridCol w:w="4941"/>
+        <w:gridCol w:w="571"/>
       </w:tblGrid>
       <w:tr>
         <w:trPr>
@@ -8296,7 +8330,7 @@
         <w:trPr/>
         <w:tc>
           <w:tcPr>
-            <w:tcW w:w="9779" w:type="dxa"/>
+            <w:tcW w:w="9778" w:type="dxa"/>
             <w:gridSpan w:val="5"/>
             <w:tcBorders>
               <w:top w:val="nil"/>
@@ -8334,7 +8368,7 @@
         </w:tc>
         <w:tc>
           <w:tcPr>
-            <w:tcW w:w="570" w:type="dxa"/>
+            <w:tcW w:w="571" w:type="dxa"/>
             <w:tcBorders>
               <w:top w:val="nil"/>
               <w:left w:val="nil"/>
@@ -8835,7 +8869,7 @@
         <w:trPr/>
         <w:tc>
           <w:tcPr>
-            <w:tcW w:w="9779" w:type="dxa"/>
+            <w:tcW w:w="9778" w:type="dxa"/>
             <w:gridSpan w:val="5"/>
             <w:tcBorders>
               <w:top w:val="nil"/>
@@ -8873,7 +8907,7 @@
         </w:tc>
         <w:tc>
           <w:tcPr>
-            <w:tcW w:w="570" w:type="dxa"/>
+            <w:tcW w:w="571" w:type="dxa"/>
             <w:tcBorders>
               <w:top w:val="nil"/>
               <w:left w:val="nil"/>
@@ -9194,7 +9228,7 @@
         </w:trPr>
         <w:tc>
           <w:tcPr>
-            <w:tcW w:w="3551" w:type="dxa"/>
+            <w:tcW w:w="3550" w:type="dxa"/>
             <w:gridSpan w:val="3"/>
             <w:tcBorders>
               <w:top w:val="nil"/>
@@ -9256,7 +9290,7 @@
         </w:tc>
         <w:tc>
           <w:tcPr>
-            <w:tcW w:w="6798" w:type="dxa"/>
+            <w:tcW w:w="6799" w:type="dxa"/>
             <w:gridSpan w:val="3"/>
             <w:tcBorders>
               <w:top w:val="nil"/>
@@ -9420,7 +9454,7 @@
         <w:trPr/>
         <w:tc>
           <w:tcPr>
-            <w:tcW w:w="9779" w:type="dxa"/>
+            <w:tcW w:w="9778" w:type="dxa"/>
             <w:gridSpan w:val="5"/>
             <w:tcBorders>
               <w:top w:val="nil"/>
@@ -9458,7 +9492,7 @@
         </w:tc>
         <w:tc>
           <w:tcPr>
-            <w:tcW w:w="570" w:type="dxa"/>
+            <w:tcW w:w="571" w:type="dxa"/>
             <w:tcBorders>
               <w:top w:val="nil"/>
               <w:left w:val="nil"/>
@@ -9498,7 +9532,7 @@
         <w:trPr/>
         <w:tc>
           <w:tcPr>
-            <w:tcW w:w="9779" w:type="dxa"/>
+            <w:tcW w:w="9778" w:type="dxa"/>
             <w:gridSpan w:val="5"/>
             <w:tcBorders>
               <w:top w:val="nil"/>
@@ -9534,7 +9568,7 @@
         </w:tc>
         <w:tc>
           <w:tcPr>
-            <w:tcW w:w="570" w:type="dxa"/>
+            <w:tcW w:w="571" w:type="dxa"/>
             <w:tcBorders>
               <w:top w:val="nil"/>
               <w:left w:val="nil"/>
@@ -9574,7 +9608,7 @@
         <w:trPr/>
         <w:tc>
           <w:tcPr>
-            <w:tcW w:w="9779" w:type="dxa"/>
+            <w:tcW w:w="9778" w:type="dxa"/>
             <w:gridSpan w:val="5"/>
             <w:tcBorders>
               <w:top w:val="nil"/>
@@ -9626,7 +9660,7 @@
         </w:tc>
         <w:tc>
           <w:tcPr>
-            <w:tcW w:w="570" w:type="dxa"/>
+            <w:tcW w:w="571" w:type="dxa"/>
             <w:tcBorders>
               <w:top w:val="nil"/>
               <w:left w:val="nil"/>
@@ -9892,10 +9926,10 @@
       <w:tblGrid>
         <w:gridCol w:w="2411"/>
         <w:gridCol w:w="567"/>
-        <w:gridCol w:w="573"/>
-        <w:gridCol w:w="1286"/>
-        <w:gridCol w:w="4942"/>
-        <w:gridCol w:w="570"/>
+        <w:gridCol w:w="572"/>
+        <w:gridCol w:w="1287"/>
+        <w:gridCol w:w="4941"/>
+        <w:gridCol w:w="571"/>
       </w:tblGrid>
       <w:tr>
         <w:trPr>
@@ -10677,7 +10711,7 @@
         <w:trPr/>
         <w:tc>
           <w:tcPr>
-            <w:tcW w:w="9779" w:type="dxa"/>
+            <w:tcW w:w="9778" w:type="dxa"/>
             <w:gridSpan w:val="5"/>
             <w:tcBorders>
               <w:top w:val="nil"/>
@@ -10715,7 +10749,7 @@
         </w:tc>
         <w:tc>
           <w:tcPr>
-            <w:tcW w:w="570" w:type="dxa"/>
+            <w:tcW w:w="571" w:type="dxa"/>
             <w:tcBorders>
               <w:top w:val="nil"/>
               <w:left w:val="nil"/>
@@ -11216,7 +11250,7 @@
         <w:trPr/>
         <w:tc>
           <w:tcPr>
-            <w:tcW w:w="9779" w:type="dxa"/>
+            <w:tcW w:w="9778" w:type="dxa"/>
             <w:gridSpan w:val="5"/>
             <w:tcBorders>
               <w:top w:val="nil"/>
@@ -11254,7 +11288,7 @@
         </w:tc>
         <w:tc>
           <w:tcPr>
-            <w:tcW w:w="570" w:type="dxa"/>
+            <w:tcW w:w="571" w:type="dxa"/>
             <w:tcBorders>
               <w:top w:val="nil"/>
               <w:left w:val="nil"/>
@@ -11575,7 +11609,7 @@
         </w:trPr>
         <w:tc>
           <w:tcPr>
-            <w:tcW w:w="3551" w:type="dxa"/>
+            <w:tcW w:w="3550" w:type="dxa"/>
             <w:gridSpan w:val="3"/>
             <w:tcBorders>
               <w:top w:val="nil"/>
@@ -11637,7 +11671,7 @@
         </w:tc>
         <w:tc>
           <w:tcPr>
-            <w:tcW w:w="6798" w:type="dxa"/>
+            <w:tcW w:w="6799" w:type="dxa"/>
             <w:gridSpan w:val="3"/>
             <w:tcBorders>
               <w:top w:val="nil"/>
@@ -11801,7 +11835,7 @@
         <w:trPr/>
         <w:tc>
           <w:tcPr>
-            <w:tcW w:w="9779" w:type="dxa"/>
+            <w:tcW w:w="9778" w:type="dxa"/>
             <w:gridSpan w:val="5"/>
             <w:tcBorders>
               <w:top w:val="nil"/>
@@ -11839,7 +11873,7 @@
         </w:tc>
         <w:tc>
           <w:tcPr>
-            <w:tcW w:w="570" w:type="dxa"/>
+            <w:tcW w:w="571" w:type="dxa"/>
             <w:tcBorders>
               <w:top w:val="nil"/>
               <w:left w:val="nil"/>
@@ -11879,7 +11913,7 @@
         <w:trPr/>
         <w:tc>
           <w:tcPr>
-            <w:tcW w:w="9779" w:type="dxa"/>
+            <w:tcW w:w="9778" w:type="dxa"/>
             <w:gridSpan w:val="5"/>
             <w:tcBorders>
               <w:top w:val="nil"/>
@@ -11915,7 +11949,7 @@
         </w:tc>
         <w:tc>
           <w:tcPr>
-            <w:tcW w:w="570" w:type="dxa"/>
+            <w:tcW w:w="571" w:type="dxa"/>
             <w:tcBorders>
               <w:top w:val="nil"/>
               <w:left w:val="nil"/>
@@ -11955,7 +11989,7 @@
         <w:trPr/>
         <w:tc>
           <w:tcPr>
-            <w:tcW w:w="9779" w:type="dxa"/>
+            <w:tcW w:w="9778" w:type="dxa"/>
             <w:gridSpan w:val="5"/>
             <w:tcBorders>
               <w:top w:val="nil"/>
@@ -12007,7 +12041,7 @@
         </w:tc>
         <w:tc>
           <w:tcPr>
-            <w:tcW w:w="570" w:type="dxa"/>
+            <w:tcW w:w="571" w:type="dxa"/>
             <w:tcBorders>
               <w:top w:val="nil"/>
               <w:left w:val="nil"/>
@@ -12211,10 +12245,10 @@
       <w:tblGrid>
         <w:gridCol w:w="2411"/>
         <w:gridCol w:w="567"/>
-        <w:gridCol w:w="573"/>
-        <w:gridCol w:w="1286"/>
-        <w:gridCol w:w="4942"/>
-        <w:gridCol w:w="570"/>
+        <w:gridCol w:w="572"/>
+        <w:gridCol w:w="1287"/>
+        <w:gridCol w:w="4941"/>
+        <w:gridCol w:w="571"/>
       </w:tblGrid>
       <w:tr>
         <w:trPr>
@@ -12963,7 +12997,7 @@
         <w:trPr/>
         <w:tc>
           <w:tcPr>
-            <w:tcW w:w="9779" w:type="dxa"/>
+            <w:tcW w:w="9778" w:type="dxa"/>
             <w:gridSpan w:val="5"/>
             <w:tcBorders>
               <w:top w:val="nil"/>
@@ -13001,7 +13035,7 @@
         </w:tc>
         <w:tc>
           <w:tcPr>
-            <w:tcW w:w="570" w:type="dxa"/>
+            <w:tcW w:w="571" w:type="dxa"/>
             <w:tcBorders>
               <w:top w:val="nil"/>
               <w:left w:val="nil"/>
@@ -13502,7 +13536,7 @@
         <w:trPr/>
         <w:tc>
           <w:tcPr>
-            <w:tcW w:w="9779" w:type="dxa"/>
+            <w:tcW w:w="9778" w:type="dxa"/>
             <w:gridSpan w:val="5"/>
             <w:tcBorders>
               <w:top w:val="nil"/>
@@ -13540,7 +13574,7 @@
         </w:tc>
         <w:tc>
           <w:tcPr>
-            <w:tcW w:w="570" w:type="dxa"/>
+            <w:tcW w:w="571" w:type="dxa"/>
             <w:tcBorders>
               <w:top w:val="nil"/>
               <w:left w:val="nil"/>
@@ -13854,7 +13888,7 @@
         </w:trPr>
         <w:tc>
           <w:tcPr>
-            <w:tcW w:w="3551" w:type="dxa"/>
+            <w:tcW w:w="3550" w:type="dxa"/>
             <w:gridSpan w:val="3"/>
             <w:tcBorders>
               <w:top w:val="nil"/>
@@ -13914,7 +13948,7 @@
         </w:tc>
         <w:tc>
           <w:tcPr>
-            <w:tcW w:w="6798" w:type="dxa"/>
+            <w:tcW w:w="6799" w:type="dxa"/>
             <w:gridSpan w:val="3"/>
             <w:tcBorders>
               <w:top w:val="nil"/>
@@ -14113,7 +14147,7 @@
         <w:trPr/>
         <w:tc>
           <w:tcPr>
-            <w:tcW w:w="9779" w:type="dxa"/>
+            <w:tcW w:w="9778" w:type="dxa"/>
             <w:gridSpan w:val="5"/>
             <w:tcBorders>
               <w:top w:val="nil"/>
@@ -14151,7 +14185,7 @@
         </w:tc>
         <w:tc>
           <w:tcPr>
-            <w:tcW w:w="570" w:type="dxa"/>
+            <w:tcW w:w="571" w:type="dxa"/>
             <w:tcBorders>
               <w:top w:val="nil"/>
               <w:left w:val="nil"/>
@@ -14191,7 +14225,7 @@
         <w:trPr/>
         <w:tc>
           <w:tcPr>
-            <w:tcW w:w="9779" w:type="dxa"/>
+            <w:tcW w:w="9778" w:type="dxa"/>
             <w:gridSpan w:val="5"/>
             <w:tcBorders>
               <w:top w:val="nil"/>
@@ -14227,7 +14261,7 @@
         </w:tc>
         <w:tc>
           <w:tcPr>
-            <w:tcW w:w="570" w:type="dxa"/>
+            <w:tcW w:w="571" w:type="dxa"/>
             <w:tcBorders>
               <w:top w:val="nil"/>
               <w:left w:val="nil"/>
@@ -14267,7 +14301,7 @@
         <w:trPr/>
         <w:tc>
           <w:tcPr>
-            <w:tcW w:w="9779" w:type="dxa"/>
+            <w:tcW w:w="9778" w:type="dxa"/>
             <w:gridSpan w:val="5"/>
             <w:tcBorders>
               <w:top w:val="nil"/>
@@ -14319,7 +14353,7 @@
         </w:tc>
         <w:tc>
           <w:tcPr>
-            <w:tcW w:w="570" w:type="dxa"/>
+            <w:tcW w:w="571" w:type="dxa"/>
             <w:tcBorders>
               <w:top w:val="nil"/>
               <w:left w:val="nil"/>
@@ -14540,8 +14574,8 @@
       </w:tblPr>
       <w:tblGrid>
         <w:gridCol w:w="2553"/>
-        <w:gridCol w:w="4533"/>
-        <w:gridCol w:w="2553"/>
+        <w:gridCol w:w="4532"/>
+        <w:gridCol w:w="2554"/>
       </w:tblGrid>
       <w:tr>
         <w:trPr/>
@@ -14774,7 +14808,7 @@
         </w:tc>
         <w:tc>
           <w:tcPr>
-            <w:tcW w:w="4533" w:type="dxa"/>
+            <w:tcW w:w="4532" w:type="dxa"/>
             <w:tcBorders>
               <w:top w:val="single" w:sz="4" w:space="0" w:color="BFBFBF"/>
               <w:left w:val="single" w:sz="4" w:space="0" w:color="D9D9D9"/>
@@ -14816,7 +14850,7 @@
         </w:tc>
         <w:tc>
           <w:tcPr>
-            <w:tcW w:w="2553" w:type="dxa"/>
+            <w:tcW w:w="2554" w:type="dxa"/>
             <w:tcBorders>
               <w:top w:val="single" w:sz="4" w:space="0" w:color="BFBFBF"/>
               <w:left w:val="single" w:sz="4" w:space="0" w:color="D9D9D9"/>
@@ -14909,7 +14943,7 @@
         </w:tc>
         <w:tc>
           <w:tcPr>
-            <w:tcW w:w="4533" w:type="dxa"/>
+            <w:tcW w:w="4532" w:type="dxa"/>
             <w:tcBorders>
               <w:top w:val="single" w:sz="4" w:space="0" w:color="BFBFBF"/>
               <w:left w:val="single" w:sz="4" w:space="0" w:color="D9D9D9"/>
@@ -14955,7 +14989,7 @@
         </w:tc>
         <w:tc>
           <w:tcPr>
-            <w:tcW w:w="2553" w:type="dxa"/>
+            <w:tcW w:w="2554" w:type="dxa"/>
             <w:tcBorders>
               <w:top w:val="single" w:sz="4" w:space="0" w:color="BFBFBF"/>
               <w:left w:val="single" w:sz="4" w:space="0" w:color="D9D9D9"/>
@@ -14993,7 +15027,7 @@
                 <w:shd w:fill="BFBFBF" w:val="clear"/>
                 <w:lang w:val="fr-FR" w:eastAsia="en-US" w:bidi="ar-SA"/>
               </w:rPr>
-              <w:t>Cli</w:t>
+              <w:t>Cliq</w:t>
             </w:r>
             <w:sdt>
               <w:sdtPr>
@@ -15026,7 +15060,7 @@
                     <w:shd w:fill="BFBFBF" w:val="clear"/>
                     <w:lang w:val="fr-FR" w:eastAsia="en-US" w:bidi="ar-SA"/>
                   </w:rPr>
-                  <w:t>quez ici pour sélectionner une date.</w:t>
+                  <w:t>uez ici pour sélectionner une date.</w:t>
                 </w:r>
                 <w:r>
                   <w:rPr>
@@ -15093,7 +15127,7 @@
         </w:tc>
         <w:tc>
           <w:tcPr>
-            <w:tcW w:w="4533" w:type="dxa"/>
+            <w:tcW w:w="4532" w:type="dxa"/>
             <w:tcBorders>
               <w:top w:val="single" w:sz="4" w:space="0" w:color="D9D9D9"/>
               <w:left w:val="single" w:sz="4" w:space="0" w:color="D9D9D9"/>
@@ -15136,7 +15170,7 @@
         </w:tc>
         <w:tc>
           <w:tcPr>
-            <w:tcW w:w="2553" w:type="dxa"/>
+            <w:tcW w:w="2554" w:type="dxa"/>
             <w:tcBorders>
               <w:top w:val="single" w:sz="4" w:space="0" w:color="D9D9D9"/>
               <w:left w:val="single" w:sz="4" w:space="0" w:color="D9D9D9"/>
@@ -15222,7 +15256,7 @@
         </w:tc>
         <w:tc>
           <w:tcPr>
-            <w:tcW w:w="4533" w:type="dxa"/>
+            <w:tcW w:w="4532" w:type="dxa"/>
             <w:tcBorders>
               <w:top w:val="single" w:sz="4" w:space="0" w:color="D9D9D9"/>
               <w:left w:val="single" w:sz="4" w:space="0" w:color="D9D9D9"/>
@@ -15265,7 +15299,7 @@
         </w:tc>
         <w:tc>
           <w:tcPr>
-            <w:tcW w:w="2553" w:type="dxa"/>
+            <w:tcW w:w="2554" w:type="dxa"/>
             <w:tcBorders>
               <w:top w:val="single" w:sz="4" w:space="0" w:color="D9D9D9"/>
               <w:left w:val="single" w:sz="4" w:space="0" w:color="D9D9D9"/>
@@ -15351,7 +15385,7 @@
         </w:tc>
         <w:tc>
           <w:tcPr>
-            <w:tcW w:w="4533" w:type="dxa"/>
+            <w:tcW w:w="4532" w:type="dxa"/>
             <w:tcBorders>
               <w:top w:val="single" w:sz="4" w:space="0" w:color="D9D9D9"/>
               <w:left w:val="single" w:sz="4" w:space="0" w:color="D9D9D9"/>
@@ -15394,7 +15428,7 @@
         </w:tc>
         <w:tc>
           <w:tcPr>
-            <w:tcW w:w="2553" w:type="dxa"/>
+            <w:tcW w:w="2554" w:type="dxa"/>
             <w:tcBorders>
               <w:top w:val="single" w:sz="4" w:space="0" w:color="D9D9D9"/>
               <w:left w:val="single" w:sz="4" w:space="0" w:color="D9D9D9"/>
@@ -15480,7 +15514,7 @@
         </w:tc>
         <w:tc>
           <w:tcPr>
-            <w:tcW w:w="4533" w:type="dxa"/>
+            <w:tcW w:w="4532" w:type="dxa"/>
             <w:tcBorders>
               <w:top w:val="single" w:sz="4" w:space="0" w:color="D9D9D9"/>
               <w:left w:val="single" w:sz="4" w:space="0" w:color="D9D9D9"/>
@@ -15523,7 +15557,7 @@
         </w:tc>
         <w:tc>
           <w:tcPr>
-            <w:tcW w:w="2553" w:type="dxa"/>
+            <w:tcW w:w="2554" w:type="dxa"/>
             <w:tcBorders>
               <w:top w:val="single" w:sz="4" w:space="0" w:color="D9D9D9"/>
               <w:left w:val="single" w:sz="4" w:space="0" w:color="D9D9D9"/>
@@ -15609,7 +15643,7 @@
         </w:tc>
         <w:tc>
           <w:tcPr>
-            <w:tcW w:w="4533" w:type="dxa"/>
+            <w:tcW w:w="4532" w:type="dxa"/>
             <w:tcBorders>
               <w:top w:val="single" w:sz="4" w:space="0" w:color="D9D9D9"/>
               <w:left w:val="single" w:sz="4" w:space="0" w:color="D9D9D9"/>
@@ -15652,7 +15686,7 @@
         </w:tc>
         <w:tc>
           <w:tcPr>
-            <w:tcW w:w="2553" w:type="dxa"/>
+            <w:tcW w:w="2554" w:type="dxa"/>
             <w:tcBorders>
               <w:top w:val="single" w:sz="4" w:space="0" w:color="D9D9D9"/>
               <w:left w:val="single" w:sz="4" w:space="0" w:color="D9D9D9"/>
@@ -15738,7 +15772,7 @@
         </w:tc>
         <w:tc>
           <w:tcPr>
-            <w:tcW w:w="4533" w:type="dxa"/>
+            <w:tcW w:w="4532" w:type="dxa"/>
             <w:tcBorders>
               <w:top w:val="single" w:sz="4" w:space="0" w:color="D9D9D9"/>
               <w:left w:val="single" w:sz="4" w:space="0" w:color="D9D9D9"/>
@@ -15781,7 +15815,7 @@
         </w:tc>
         <w:tc>
           <w:tcPr>
-            <w:tcW w:w="2553" w:type="dxa"/>
+            <w:tcW w:w="2554" w:type="dxa"/>
             <w:tcBorders>
               <w:top w:val="single" w:sz="4" w:space="0" w:color="D9D9D9"/>
               <w:left w:val="single" w:sz="4" w:space="0" w:color="D9D9D9"/>
@@ -15867,7 +15901,7 @@
         </w:tc>
         <w:tc>
           <w:tcPr>
-            <w:tcW w:w="4533" w:type="dxa"/>
+            <w:tcW w:w="4532" w:type="dxa"/>
             <w:tcBorders>
               <w:top w:val="single" w:sz="4" w:space="0" w:color="D9D9D9"/>
               <w:left w:val="single" w:sz="4" w:space="0" w:color="D9D9D9"/>
@@ -15910,7 +15944,7 @@
         </w:tc>
         <w:tc>
           <w:tcPr>
-            <w:tcW w:w="2553" w:type="dxa"/>
+            <w:tcW w:w="2554" w:type="dxa"/>
             <w:tcBorders>
               <w:top w:val="single" w:sz="4" w:space="0" w:color="D9D9D9"/>
               <w:left w:val="single" w:sz="4" w:space="0" w:color="D9D9D9"/>
@@ -15996,7 +16030,7 @@
         </w:tc>
         <w:tc>
           <w:tcPr>
-            <w:tcW w:w="4533" w:type="dxa"/>
+            <w:tcW w:w="4532" w:type="dxa"/>
             <w:tcBorders>
               <w:top w:val="single" w:sz="4" w:space="0" w:color="D9D9D9"/>
               <w:left w:val="single" w:sz="4" w:space="0" w:color="D9D9D9"/>
@@ -16039,7 +16073,7 @@
         </w:tc>
         <w:tc>
           <w:tcPr>
-            <w:tcW w:w="2553" w:type="dxa"/>
+            <w:tcW w:w="2554" w:type="dxa"/>
             <w:tcBorders>
               <w:top w:val="single" w:sz="4" w:space="0" w:color="D9D9D9"/>
               <w:left w:val="single" w:sz="4" w:space="0" w:color="D9D9D9"/>
@@ -16125,7 +16159,7 @@
         </w:tc>
         <w:tc>
           <w:tcPr>
-            <w:tcW w:w="4533" w:type="dxa"/>
+            <w:tcW w:w="4532" w:type="dxa"/>
             <w:tcBorders>
               <w:top w:val="single" w:sz="4" w:space="0" w:color="D9D9D9"/>
               <w:left w:val="single" w:sz="4" w:space="0" w:color="D9D9D9"/>
@@ -16168,7 +16202,7 @@
         </w:tc>
         <w:tc>
           <w:tcPr>
-            <w:tcW w:w="2553" w:type="dxa"/>
+            <w:tcW w:w="2554" w:type="dxa"/>
             <w:tcBorders>
               <w:top w:val="single" w:sz="4" w:space="0" w:color="D9D9D9"/>
               <w:left w:val="single" w:sz="4" w:space="0" w:color="D9D9D9"/>
@@ -16488,7 +16522,7 @@
                 <wp:positionV relativeFrom="paragraph">
                   <wp:posOffset>123190</wp:posOffset>
                 </wp:positionV>
-                <wp:extent cx="3620770" cy="390525"/>
+                <wp:extent cx="3621405" cy="391160"/>
                 <wp:effectExtent l="0" t="0" r="0" b="0"/>
                 <wp:wrapNone/>
                 <wp:docPr id="6" name="Zone de texte 2"/>
@@ -16499,7 +16533,7 @@
                       <wps:spPr>
                         <a:xfrm>
                           <a:off x="0" y="0"/>
-                          <a:ext cx="3620160" cy="389880"/>
+                          <a:ext cx="3620880" cy="390600"/>
                         </a:xfrm>
                         <a:prstGeom prst="rect">
                           <a:avLst/>
@@ -16552,7 +16586,7 @@
           </mc:Choice>
           <mc:Fallback>
             <w:pict>
-              <v:rect id="shape_0" ID="Zone de texte 2" path="m0,0l-2147483645,0l-2147483645,-2147483646l0,-2147483646xe" stroked="f" o:allowincell="f" style="position:absolute;margin-left:158.35pt;margin-top:9.7pt;width:285pt;height:30.65pt;mso-wrap-style:square;v-text-anchor:top" wp14:anchorId="2F4800A1">
+              <v:rect id="shape_0" ID="Zone de texte 2" path="m0,0l-2147483645,0l-2147483645,-2147483646l0,-2147483646xe" stroked="f" o:allowincell="f" style="position:absolute;margin-left:158.35pt;margin-top:9.7pt;width:285.05pt;height:30.7pt;mso-wrap-style:square;v-text-anchor:top" wp14:anchorId="2F4800A1">
                 <v:fill o:detectmouseclick="t" on="false"/>
                 <v:stroke color="#3465a4" weight="9360" joinstyle="round" endcap="flat"/>
                 <v:textbox>
@@ -16701,7 +16735,7 @@
                 <wp:positionV relativeFrom="paragraph">
                   <wp:posOffset>307340</wp:posOffset>
                 </wp:positionV>
-                <wp:extent cx="2190750" cy="496570"/>
+                <wp:extent cx="2191385" cy="497205"/>
                 <wp:effectExtent l="0" t="0" r="0" b="635"/>
                 <wp:wrapNone/>
                 <wp:docPr id="8" name="Zone de texte 2"/>
@@ -16712,7 +16746,7 @@
                       <wps:spPr>
                         <a:xfrm>
                           <a:off x="0" y="0"/>
-                          <a:ext cx="2190240" cy="496080"/>
+                          <a:ext cx="2190600" cy="496440"/>
                         </a:xfrm>
                         <a:prstGeom prst="rect">
                           <a:avLst/>
@@ -16760,7 +16794,7 @@
           </mc:Choice>
           <mc:Fallback>
             <w:pict>
-              <v:rect id="shape_0" ID="Zone de texte 2" path="m0,0l-2147483645,0l-2147483645,-2147483646l0,-2147483646xe" stroked="f" o:allowincell="f" style="position:absolute;margin-left:277.75pt;margin-top:24.2pt;width:172.4pt;height:39pt;mso-wrap-style:square;v-text-anchor:top" wp14:anchorId="2F4800A5">
+              <v:rect id="shape_0" ID="Zone de texte 2" path="m0,0l-2147483645,0l-2147483645,-2147483646l0,-2147483646xe" stroked="f" o:allowincell="f" style="position:absolute;margin-left:277.75pt;margin-top:24.2pt;width:172.45pt;height:39.05pt;mso-wrap-style:square;v-text-anchor:top" wp14:anchorId="2F4800A5">
                 <v:fill o:detectmouseclick="t" on="false"/>
                 <v:stroke color="#3465a4" weight="9360" joinstyle="round" endcap="flat"/>
                 <v:textbox>
@@ -16800,7 +16834,7 @@
                 <wp:positionV relativeFrom="paragraph">
                   <wp:posOffset>330200</wp:posOffset>
                 </wp:positionV>
-                <wp:extent cx="2963545" cy="417830"/>
+                <wp:extent cx="2964180" cy="418465"/>
                 <wp:effectExtent l="0" t="0" r="0" b="3175"/>
                 <wp:wrapNone/>
                 <wp:docPr id="10" name="Zone de texte 2"/>
@@ -16811,7 +16845,7 @@
                       <wps:spPr>
                         <a:xfrm>
                           <a:off x="0" y="0"/>
-                          <a:ext cx="2962800" cy="417240"/>
+                          <a:ext cx="2963520" cy="417960"/>
                         </a:xfrm>
                         <a:prstGeom prst="rect">
                           <a:avLst/>
@@ -16864,7 +16898,7 @@
           </mc:Choice>
           <mc:Fallback>
             <w:pict>
-              <v:rect id="shape_0" ID="Zone de texte 2" path="m0,0l-2147483645,0l-2147483645,-2147483646l0,-2147483646xe" stroked="f" o:allowincell="f" style="position:absolute;margin-left:28.75pt;margin-top:26pt;width:233.25pt;height:32.8pt;mso-wrap-style:square;v-text-anchor:top" wp14:anchorId="2F4800A3">
+              <v:rect id="shape_0" ID="Zone de texte 2" path="m0,0l-2147483645,0l-2147483645,-2147483646l0,-2147483646xe" stroked="f" o:allowincell="f" style="position:absolute;margin-left:28.75pt;margin-top:26pt;width:233.3pt;height:32.85pt;mso-wrap-style:square;v-text-anchor:top" wp14:anchorId="2F4800A3">
                 <v:fill o:detectmouseclick="t" on="false"/>
                 <v:stroke color="#3465a4" weight="9360" joinstyle="round" endcap="flat"/>
                 <v:textbox>
@@ -18480,12 +18514,12 @@
             <wp:anchor behindDoc="1" distT="0" distB="0" distL="0" distR="0" simplePos="0" locked="0" layoutInCell="0" allowOverlap="1" relativeHeight="2" wp14:anchorId="2F4800E3">
               <wp:simplePos x="0" y="0"/>
               <wp:positionH relativeFrom="margin">
-                <wp:posOffset>270510</wp:posOffset>
+                <wp:posOffset>378460</wp:posOffset>
               </wp:positionH>
               <wp:positionV relativeFrom="page">
-                <wp:posOffset>9512300</wp:posOffset>
+                <wp:posOffset>9404350</wp:posOffset>
               </wp:positionV>
-              <wp:extent cx="357505" cy="573405"/>
+              <wp:extent cx="358140" cy="574040"/>
               <wp:effectExtent l="6350" t="0" r="12700" b="12700"/>
               <wp:wrapNone/>
               <wp:docPr id="2" name="Forme automatique 2"/>
@@ -18496,7 +18530,7 @@
                     <wps:spPr>
                       <a:xfrm rot="5400000">
                         <a:off x="0" y="0"/>
-                        <a:ext cx="356760" cy="572760"/>
+                        <a:ext cx="357480" cy="573480"/>
                       </a:xfrm>
                       <a:prstGeom prst="bracePair">
                         <a:avLst>
@@ -18593,7 +18627,7 @@
                 <v:h position="0,@0"/>
               </v:handles>
             </v:shapetype>
-            <v:shape id="shape_0" ID="Forme automatique 2" path="l-2147483642,-2147483642l-2147483623,-2147483622l-2147483642,-2147483634l-2147483642,-2147483642l-2147483621,-2147483620l-2147483642,-2147483642l-2147483619,-2147483618l-2147483642,-2147483642l-2147483642,-2147483642l-2147483617,-2147483616l-2147483639,0l-2147483642,-2147483642l-2147483615,-2147483614xel-2147483642,-2147483642l-2147483613,-2147483612l-2147483642,-2147483642l-2147483611,-2147483610l-2147483638,-2147483633l-2147483642,-2147483642l-2147483640,-2147483625l-2147483642,-2147483642l-2147483607,-2147483606l-2147483642,-2147483634l-2147483642,-2147483642l-2147483605,-2147483604e" stroked="t" o:allowincell="f" style="position:absolute;margin-left:21.3pt;margin-top:749.05pt;width:28.05pt;height:45.05pt;mso-wrap-style:none;v-text-anchor:middle;rotation:90;mso-position-horizontal-relative:margin;mso-position-vertical-relative:page" wp14:anchorId="2F4800E3" type="_x0000_t186">
+            <v:shape id="shape_0" ID="Forme automatique 2" path="l-2147483642,-2147483642l-2147483623,-2147483622l-2147483642,-2147483634l-2147483642,-2147483642l-2147483621,-2147483620l-2147483642,-2147483642l-2147483619,-2147483618l-2147483642,-2147483642l-2147483642,-2147483642l-2147483617,-2147483616l-2147483639,0l-2147483642,-2147483642l-2147483615,-2147483614xel-2147483642,-2147483642l-2147483613,-2147483612l-2147483642,-2147483642l-2147483611,-2147483610l-2147483638,-2147483633l-2147483642,-2147483642l-2147483640,-2147483625l-2147483642,-2147483642l-2147483607,-2147483606l-2147483642,-2147483634l-2147483642,-2147483642l-2147483605,-2147483604e" stroked="t" o:allowincell="f" style="position:absolute;margin-left:29.8pt;margin-top:740.55pt;width:28.1pt;height:45.1pt;mso-wrap-style:none;v-text-anchor:middle;rotation:90;mso-position-horizontal-relative:margin;mso-position-vertical-relative:page" wp14:anchorId="2F4800E3" type="_x0000_t186">
               <v:fill o:detectmouseclick="t" on="false"/>
               <v:stroke color="#d9d9d9" joinstyle="round" endcap="flat"/>
               <v:textbox>
@@ -18744,12 +18778,12 @@
             <wp:anchor behindDoc="1" distT="0" distB="0" distL="0" distR="0" simplePos="0" locked="0" layoutInCell="0" allowOverlap="1" relativeHeight="3" wp14:anchorId="2F4800E5">
               <wp:simplePos x="0" y="0"/>
               <wp:positionH relativeFrom="margin">
-                <wp:posOffset>5784850</wp:posOffset>
+                <wp:posOffset>5782945</wp:posOffset>
               </wp:positionH>
               <wp:positionV relativeFrom="page">
                 <wp:posOffset>9829165</wp:posOffset>
               </wp:positionV>
-              <wp:extent cx="357505" cy="573405"/>
+              <wp:extent cx="358140" cy="574040"/>
               <wp:effectExtent l="6350" t="0" r="12700" b="12700"/>
               <wp:wrapNone/>
               <wp:docPr id="4" name="Forme automatique 2"/>
@@ -18760,7 +18794,7 @@
                     <wps:spPr>
                       <a:xfrm rot="5400000">
                         <a:off x="0" y="0"/>
-                        <a:ext cx="356760" cy="572760"/>
+                        <a:ext cx="357480" cy="573480"/>
                       </a:xfrm>
                       <a:prstGeom prst="bracePair">
                         <a:avLst>
@@ -18822,7 +18856,7 @@
         </mc:Choice>
         <mc:Fallback>
           <w:pict>
-            <v:shape id="shape_0" ID="Forme automatique 2" path="l-2147483642,-2147483642l-2147483623,-2147483622l-2147483642,-2147483634l-2147483642,-2147483642l-2147483621,-2147483620l-2147483642,-2147483642l-2147483619,-2147483618l-2147483642,-2147483642l-2147483642,-2147483642l-2147483617,-2147483616l-2147483639,0l-2147483642,-2147483642l-2147483615,-2147483614xel-2147483642,-2147483642l-2147483613,-2147483612l-2147483642,-2147483642l-2147483611,-2147483610l-2147483638,-2147483633l-2147483642,-2147483642l-2147483640,-2147483625l-2147483642,-2147483642l-2147483607,-2147483606l-2147483642,-2147483634l-2147483642,-2147483642l-2147483605,-2147483604e" stroked="t" o:allowincell="f" style="position:absolute;margin-left:455.5pt;margin-top:774pt;width:28.05pt;height:45.05pt;mso-wrap-style:none;v-text-anchor:middle;rotation:90;mso-position-horizontal-relative:margin;mso-position-vertical-relative:page" wp14:anchorId="2F4800E5" type="_x0000_t186">
+            <v:shape id="shape_0" ID="Forme automatique 2" path="l-2147483642,-2147483642l-2147483623,-2147483622l-2147483642,-2147483634l-2147483642,-2147483642l-2147483621,-2147483620l-2147483642,-2147483642l-2147483619,-2147483618l-2147483642,-2147483642l-2147483642,-2147483642l-2147483617,-2147483616l-2147483639,0l-2147483642,-2147483642l-2147483615,-2147483614xel-2147483642,-2147483642l-2147483613,-2147483612l-2147483642,-2147483642l-2147483611,-2147483610l-2147483638,-2147483633l-2147483642,-2147483642l-2147483640,-2147483625l-2147483642,-2147483642l-2147483607,-2147483606l-2147483642,-2147483634l-2147483642,-2147483642l-2147483605,-2147483604e" stroked="t" o:allowincell="f" style="position:absolute;margin-left:455.35pt;margin-top:774pt;width:28.1pt;height:45.1pt;mso-wrap-style:none;v-text-anchor:middle;rotation:90;mso-position-horizontal-relative:margin;mso-position-vertical-relative:page" wp14:anchorId="2F4800E5" type="_x0000_t186">
               <v:fill o:detectmouseclick="t" on="false"/>
               <v:stroke color="#d9d9d9" joinstyle="round" endcap="flat"/>
               <v:textbox>
@@ -18954,12 +18988,12 @@
             <wp:anchor behindDoc="1" distT="0" distB="0" distL="0" distR="0" simplePos="0" locked="0" layoutInCell="0" allowOverlap="1" relativeHeight="37" wp14:anchorId="2F4800E3">
               <wp:simplePos x="0" y="0"/>
               <wp:positionH relativeFrom="margin">
-                <wp:posOffset>-55880</wp:posOffset>
+                <wp:posOffset>-57150</wp:posOffset>
               </wp:positionH>
               <wp:positionV relativeFrom="page">
                 <wp:posOffset>9836150</wp:posOffset>
               </wp:positionV>
-              <wp:extent cx="357505" cy="573405"/>
+              <wp:extent cx="358140" cy="574040"/>
               <wp:effectExtent l="6350" t="0" r="12700" b="12700"/>
               <wp:wrapNone/>
               <wp:docPr id="16" name="Forme automatique 3"/>
@@ -18970,7 +19004,7 @@
                     <wps:spPr>
                       <a:xfrm rot="5400000">
                         <a:off x="0" y="0"/>
-                        <a:ext cx="356760" cy="572760"/>
+                        <a:ext cx="357480" cy="573480"/>
                       </a:xfrm>
                       <a:prstGeom prst="bracePair">
                         <a:avLst>
@@ -19032,7 +19066,7 @@
         </mc:Choice>
         <mc:Fallback>
           <w:pict>
-            <v:shape id="shape_0" ID="Forme automatique 3" path="l-2147483642,-2147483642l-2147483623,-2147483622l-2147483642,-2147483634l-2147483642,-2147483642l-2147483621,-2147483620l-2147483642,-2147483642l-2147483619,-2147483618l-2147483642,-2147483642l-2147483642,-2147483642l-2147483617,-2147483616l-2147483639,0l-2147483642,-2147483642l-2147483615,-2147483614xel-2147483642,-2147483642l-2147483613,-2147483612l-2147483642,-2147483642l-2147483611,-2147483610l-2147483638,-2147483633l-2147483642,-2147483642l-2147483640,-2147483625l-2147483642,-2147483642l-2147483607,-2147483606l-2147483642,-2147483634l-2147483642,-2147483642l-2147483605,-2147483604e" stroked="t" o:allowincell="f" style="position:absolute;margin-left:-4.45pt;margin-top:774.55pt;width:28.05pt;height:45.05pt;mso-wrap-style:none;v-text-anchor:middle;rotation:90;mso-position-horizontal-relative:margin;mso-position-vertical-relative:page" wp14:anchorId="2F4800E3" type="_x0000_t186">
+            <v:shape id="shape_0" ID="Forme automatique 3" path="l-2147483642,-2147483642l-2147483623,-2147483622l-2147483642,-2147483634l-2147483642,-2147483642l-2147483621,-2147483620l-2147483642,-2147483642l-2147483619,-2147483618l-2147483642,-2147483642l-2147483642,-2147483642l-2147483617,-2147483616l-2147483639,0l-2147483642,-2147483642l-2147483615,-2147483614xel-2147483642,-2147483642l-2147483613,-2147483612l-2147483642,-2147483642l-2147483611,-2147483610l-2147483638,-2147483633l-2147483642,-2147483642l-2147483640,-2147483625l-2147483642,-2147483642l-2147483607,-2147483606l-2147483642,-2147483634l-2147483642,-2147483642l-2147483605,-2147483604e" stroked="t" o:allowincell="f" style="position:absolute;margin-left:-4.55pt;margin-top:774.55pt;width:28.1pt;height:45.1pt;mso-wrap-style:none;v-text-anchor:middle;rotation:90;mso-position-horizontal-relative:margin;mso-position-vertical-relative:page" wp14:anchorId="2F4800E3" type="_x0000_t186">
               <v:fill o:detectmouseclick="t" on="false"/>
               <v:stroke color="#d9d9d9" joinstyle="round" endcap="flat"/>
               <v:textbox>
@@ -19107,7 +19141,7 @@
       <w:rPr>
         <w:color w:val="7F7F7F"/>
       </w:rPr>
-      <w:t>16</w:t>
+      <w:t>4</w:t>
     </w:r>
     <w:r>
       <w:rPr>
@@ -19183,12 +19217,12 @@
             <wp:anchor behindDoc="1" distT="0" distB="0" distL="0" distR="0" simplePos="0" locked="0" layoutInCell="0" allowOverlap="1" relativeHeight="18" wp14:anchorId="2F4800E5">
               <wp:simplePos x="0" y="0"/>
               <wp:positionH relativeFrom="margin">
-                <wp:posOffset>5784850</wp:posOffset>
+                <wp:posOffset>5782945</wp:posOffset>
               </wp:positionH>
               <wp:positionV relativeFrom="page">
                 <wp:posOffset>9829165</wp:posOffset>
               </wp:positionV>
-              <wp:extent cx="357505" cy="573405"/>
+              <wp:extent cx="358140" cy="574040"/>
               <wp:effectExtent l="6350" t="0" r="12700" b="12700"/>
               <wp:wrapNone/>
               <wp:docPr id="18" name="Forme automatique 1"/>
@@ -19199,7 +19233,7 @@
                     <wps:spPr>
                       <a:xfrm rot="5400000">
                         <a:off x="0" y="0"/>
-                        <a:ext cx="356760" cy="572760"/>
+                        <a:ext cx="357480" cy="573480"/>
                       </a:xfrm>
                       <a:prstGeom prst="bracePair">
                         <a:avLst>
@@ -19261,7 +19295,7 @@
         </mc:Choice>
         <mc:Fallback>
           <w:pict>
-            <v:shape id="shape_0" ID="Forme automatique 1" path="l-2147483642,-2147483642l-2147483623,-2147483622l-2147483642,-2147483634l-2147483642,-2147483642l-2147483621,-2147483620l-2147483642,-2147483642l-2147483619,-2147483618l-2147483642,-2147483642l-2147483642,-2147483642l-2147483617,-2147483616l-2147483639,0l-2147483642,-2147483642l-2147483615,-2147483614xel-2147483642,-2147483642l-2147483613,-2147483612l-2147483642,-2147483642l-2147483611,-2147483610l-2147483638,-2147483633l-2147483642,-2147483642l-2147483640,-2147483625l-2147483642,-2147483642l-2147483607,-2147483606l-2147483642,-2147483634l-2147483642,-2147483642l-2147483605,-2147483604e" stroked="t" o:allowincell="f" style="position:absolute;margin-left:455.5pt;margin-top:774pt;width:28.05pt;height:45.05pt;mso-wrap-style:none;v-text-anchor:middle;rotation:90;mso-position-horizontal-relative:margin;mso-position-vertical-relative:page" wp14:anchorId="2F4800E5" type="_x0000_t186">
+            <v:shape id="shape_0" ID="Forme automatique 1" path="l-2147483642,-2147483642l-2147483623,-2147483622l-2147483642,-2147483634l-2147483642,-2147483642l-2147483621,-2147483620l-2147483642,-2147483642l-2147483619,-2147483618l-2147483642,-2147483642l-2147483642,-2147483642l-2147483617,-2147483616l-2147483639,0l-2147483642,-2147483642l-2147483615,-2147483614xel-2147483642,-2147483642l-2147483613,-2147483612l-2147483642,-2147483642l-2147483611,-2147483610l-2147483638,-2147483633l-2147483642,-2147483642l-2147483640,-2147483625l-2147483642,-2147483642l-2147483607,-2147483606l-2147483642,-2147483634l-2147483642,-2147483642l-2147483605,-2147483604e" stroked="t" o:allowincell="f" style="position:absolute;margin-left:455.35pt;margin-top:774pt;width:28.1pt;height:45.1pt;mso-wrap-style:none;v-text-anchor:middle;rotation:90;mso-position-horizontal-relative:margin;mso-position-vertical-relative:page" wp14:anchorId="2F4800E5" type="_x0000_t186">
               <v:fill o:detectmouseclick="t" on="false"/>
               <v:stroke color="#d9d9d9" joinstyle="round" endcap="flat"/>
               <v:textbox>
@@ -19346,7 +19380,7 @@
         <w:szCs w:val="18"/>
         <w:color w:val="7F7F7F"/>
       </w:rPr>
-      <w:t>15</w:t>
+      <w:t>3</w:t>
     </w:r>
     <w:r>
       <w:rPr>
@@ -19404,8 +19438,8 @@
       <w:tblLook w:firstRow="1" w:noVBand="1" w:lastRow="0" w:firstColumn="1" w:lastColumn="0" w:noHBand="0" w:val="04a0"/>
     </w:tblPr>
     <w:tblGrid>
-      <w:gridCol w:w="3131"/>
-      <w:gridCol w:w="2541"/>
+      <w:gridCol w:w="3130"/>
+      <w:gridCol w:w="2542"/>
       <w:gridCol w:w="4677"/>
     </w:tblGrid>
     <w:tr>
@@ -19414,7 +19448,7 @@
       </w:trPr>
       <w:tc>
         <w:tcPr>
-          <w:tcW w:w="3131" w:type="dxa"/>
+          <w:tcW w:w="3130" w:type="dxa"/>
           <w:tcBorders>
             <w:top w:val="nil"/>
             <w:left w:val="nil"/>
@@ -19449,7 +19483,7 @@
       </w:tc>
       <w:tc>
         <w:tcPr>
-          <w:tcW w:w="2541" w:type="dxa"/>
+          <w:tcW w:w="2542" w:type="dxa"/>
           <w:tcBorders>
             <w:top w:val="nil"/>
             <w:left w:val="nil"/>
@@ -19667,8 +19701,8 @@
       <w:tblLook w:firstRow="1" w:noVBand="1" w:lastRow="0" w:firstColumn="1" w:lastColumn="0" w:noHBand="0" w:val="04a0"/>
     </w:tblPr>
     <w:tblGrid>
-      <w:gridCol w:w="3132"/>
-      <w:gridCol w:w="2541"/>
+      <w:gridCol w:w="3131"/>
+      <w:gridCol w:w="2542"/>
       <w:gridCol w:w="4676"/>
     </w:tblGrid>
     <w:tr>
@@ -19677,7 +19711,7 @@
       </w:trPr>
       <w:tc>
         <w:tcPr>
-          <w:tcW w:w="3132" w:type="dxa"/>
+          <w:tcW w:w="3131" w:type="dxa"/>
           <w:tcBorders>
             <w:top w:val="nil"/>
             <w:left w:val="nil"/>
@@ -19712,7 +19746,7 @@
       </w:tc>
       <w:tc>
         <w:tcPr>
-          <w:tcW w:w="2541" w:type="dxa"/>
+          <w:tcW w:w="2542" w:type="dxa"/>
           <w:tcBorders>
             <w:top w:val="nil"/>
             <w:left w:val="nil"/>
@@ -19812,8 +19846,8 @@
       <w:tblLook w:firstRow="1" w:noVBand="1" w:lastRow="0" w:firstColumn="1" w:lastColumn="0" w:noHBand="0" w:val="04a0"/>
     </w:tblPr>
     <w:tblGrid>
-      <w:gridCol w:w="2018"/>
-      <w:gridCol w:w="2954"/>
+      <w:gridCol w:w="2017"/>
+      <w:gridCol w:w="2955"/>
       <w:gridCol w:w="2384"/>
       <w:gridCol w:w="2391"/>
     </w:tblGrid>
@@ -19823,7 +19857,7 @@
       </w:trPr>
       <w:tc>
         <w:tcPr>
-          <w:tcW w:w="2018" w:type="dxa"/>
+          <w:tcW w:w="2017" w:type="dxa"/>
           <w:vMerge w:val="restart"/>
           <w:tcBorders>
             <w:top w:val="nil"/>
@@ -19890,7 +19924,7 @@
       </w:tc>
       <w:tc>
         <w:tcPr>
-          <w:tcW w:w="2954" w:type="dxa"/>
+          <w:tcW w:w="2955" w:type="dxa"/>
           <w:tcBorders>
             <w:top w:val="nil"/>
             <w:left w:val="nil"/>
@@ -20000,7 +20034,7 @@
       </w:trPr>
       <w:tc>
         <w:tcPr>
-          <w:tcW w:w="2018" w:type="dxa"/>
+          <w:tcW w:w="2017" w:type="dxa"/>
           <w:vMerge w:val="continue"/>
           <w:tcBorders>
             <w:top w:val="nil"/>
@@ -20031,7 +20065,7 @@
       </w:tc>
       <w:tc>
         <w:tcPr>
-          <w:tcW w:w="7729" w:type="dxa"/>
+          <w:tcW w:w="7730" w:type="dxa"/>
           <w:gridSpan w:val="3"/>
           <w:tcBorders>
             <w:top w:val="single" w:sz="4" w:space="0" w:color="BFBFBF"/>
@@ -20102,7 +20136,7 @@
       </w:trPr>
       <w:tc>
         <w:tcPr>
-          <w:tcW w:w="2018" w:type="dxa"/>
+          <w:tcW w:w="2017" w:type="dxa"/>
           <w:vMerge w:val="continue"/>
           <w:tcBorders>
             <w:top w:val="nil"/>
@@ -20133,7 +20167,7 @@
       </w:tc>
       <w:tc>
         <w:tcPr>
-          <w:tcW w:w="7729" w:type="dxa"/>
+          <w:tcW w:w="7730" w:type="dxa"/>
           <w:gridSpan w:val="3"/>
           <w:tcBorders>
             <w:top w:val="single" w:sz="18" w:space="0" w:color="BFBFBF"/>
@@ -20173,7 +20207,7 @@
       </w:trPr>
       <w:tc>
         <w:tcPr>
-          <w:tcW w:w="2018" w:type="dxa"/>
+          <w:tcW w:w="2017" w:type="dxa"/>
           <w:vMerge w:val="continue"/>
           <w:tcBorders>
             <w:top w:val="nil"/>
@@ -20204,7 +20238,7 @@
       </w:tc>
       <w:tc>
         <w:tcPr>
-          <w:tcW w:w="2954" w:type="dxa"/>
+          <w:tcW w:w="2955" w:type="dxa"/>
           <w:tcBorders>
             <w:top w:val="nil"/>
             <w:left w:val="nil"/>
@@ -20318,7 +20352,7 @@
       </w:trPr>
       <w:tc>
         <w:tcPr>
-          <w:tcW w:w="2018" w:type="dxa"/>
+          <w:tcW w:w="2017" w:type="dxa"/>
           <w:vMerge w:val="continue"/>
           <w:tcBorders>
             <w:top w:val="nil"/>
@@ -20354,7 +20388,7 @@
       </w:tc>
       <w:tc>
         <w:tcPr>
-          <w:tcW w:w="2954" w:type="dxa"/>
+          <w:tcW w:w="2955" w:type="dxa"/>
           <w:tcBorders>
             <w:top w:val="nil"/>
             <w:left w:val="nil"/>
@@ -20489,8 +20523,8 @@
       <w:tblLook w:firstRow="1" w:noVBand="1" w:lastRow="0" w:firstColumn="1" w:lastColumn="0" w:noHBand="0" w:val="04a0"/>
     </w:tblPr>
     <w:tblGrid>
-      <w:gridCol w:w="3131"/>
-      <w:gridCol w:w="2541"/>
+      <w:gridCol w:w="3130"/>
+      <w:gridCol w:w="2542"/>
       <w:gridCol w:w="4677"/>
     </w:tblGrid>
     <w:tr>
@@ -20499,7 +20533,7 @@
       </w:trPr>
       <w:tc>
         <w:tcPr>
-          <w:tcW w:w="3131" w:type="dxa"/>
+          <w:tcW w:w="3130" w:type="dxa"/>
           <w:tcBorders>
             <w:top w:val="nil"/>
             <w:left w:val="nil"/>
@@ -20539,7 +20573,7 @@
       </w:tc>
       <w:tc>
         <w:tcPr>
-          <w:tcW w:w="2541" w:type="dxa"/>
+          <w:tcW w:w="2542" w:type="dxa"/>
           <w:tcBorders>
             <w:top w:val="nil"/>
             <w:left w:val="nil"/>
@@ -20757,8 +20791,8 @@
       <w:tblLook w:firstRow="1" w:noVBand="1" w:lastRow="0" w:firstColumn="1" w:lastColumn="0" w:noHBand="0" w:val="04a0"/>
     </w:tblPr>
     <w:tblGrid>
-      <w:gridCol w:w="3132"/>
-      <w:gridCol w:w="2541"/>
+      <w:gridCol w:w="3131"/>
+      <w:gridCol w:w="2542"/>
       <w:gridCol w:w="4676"/>
     </w:tblGrid>
     <w:tr>
@@ -20767,7 +20801,7 @@
       </w:trPr>
       <w:tc>
         <w:tcPr>
-          <w:tcW w:w="3132" w:type="dxa"/>
+          <w:tcW w:w="3131" w:type="dxa"/>
           <w:tcBorders>
             <w:top w:val="nil"/>
             <w:left w:val="nil"/>
@@ -20802,7 +20836,7 @@
       </w:tc>
       <w:tc>
         <w:tcPr>
-          <w:tcW w:w="2541" w:type="dxa"/>
+          <w:tcW w:w="2542" w:type="dxa"/>
           <w:tcBorders>
             <w:top w:val="nil"/>
             <w:left w:val="nil"/>
@@ -20903,8 +20937,8 @@
     </w:tblPr>
     <w:tblGrid>
       <w:gridCol w:w="2884"/>
-      <w:gridCol w:w="2535"/>
-      <w:gridCol w:w="4930"/>
+      <w:gridCol w:w="2534"/>
+      <w:gridCol w:w="4931"/>
     </w:tblGrid>
     <w:tr>
       <w:trPr>
@@ -20947,7 +20981,7 @@
       </w:tc>
       <w:tc>
         <w:tcPr>
-          <w:tcW w:w="2535" w:type="dxa"/>
+          <w:tcW w:w="2534" w:type="dxa"/>
           <w:tcBorders>
             <w:top w:val="nil"/>
             <w:left w:val="nil"/>
@@ -20982,7 +21016,7 @@
       </w:tc>
       <w:tc>
         <w:tcPr>
-          <w:tcW w:w="4930" w:type="dxa"/>
+          <w:tcW w:w="4931" w:type="dxa"/>
           <w:tcBorders>
             <w:top w:val="nil"/>
             <w:left w:val="nil"/>
@@ -21165,8 +21199,8 @@
       <w:tblLook w:firstRow="1" w:noVBand="1" w:lastRow="0" w:firstColumn="1" w:lastColumn="0" w:noHBand="0" w:val="04a0"/>
     </w:tblPr>
     <w:tblGrid>
-      <w:gridCol w:w="3132"/>
-      <w:gridCol w:w="2541"/>
+      <w:gridCol w:w="3131"/>
+      <w:gridCol w:w="2542"/>
       <w:gridCol w:w="4676"/>
     </w:tblGrid>
     <w:tr>
@@ -21175,7 +21209,7 @@
       </w:trPr>
       <w:tc>
         <w:tcPr>
-          <w:tcW w:w="3132" w:type="dxa"/>
+          <w:tcW w:w="3131" w:type="dxa"/>
           <w:tcBorders>
             <w:top w:val="nil"/>
             <w:left w:val="nil"/>
@@ -21210,7 +21244,7 @@
       </w:tc>
       <w:tc>
         <w:tcPr>
-          <w:tcW w:w="2541" w:type="dxa"/>
+          <w:tcW w:w="2542" w:type="dxa"/>
           <w:tcBorders>
             <w:top w:val="nil"/>
             <w:left w:val="nil"/>
@@ -21555,6 +21589,143 @@
   <w:abstractNum w:abstractNumId="3">
     <w:lvl w:ilvl="0">
       <w:start w:val="1"/>
+      <w:numFmt w:val="bullet"/>
+      <w:lvlText w:val=""/>
+      <w:lvlJc w:val="left"/>
+      <w:pPr>
+        <w:tabs>
+          <w:tab w:val="num" w:pos="720"/>
+        </w:tabs>
+        <w:ind w:left="720" w:hanging="360"/>
+      </w:pPr>
+      <w:rPr>
+        <w:rFonts w:ascii="Symbol" w:hAnsi="Symbol" w:cs="Symbol" w:hint="default"/>
+      </w:rPr>
+    </w:lvl>
+    <w:lvl w:ilvl="1">
+      <w:start w:val="1"/>
+      <w:numFmt w:val="bullet"/>
+      <w:lvlText w:val="◦"/>
+      <w:lvlJc w:val="left"/>
+      <w:pPr>
+        <w:tabs>
+          <w:tab w:val="num" w:pos="1080"/>
+        </w:tabs>
+        <w:ind w:left="1080" w:hanging="360"/>
+      </w:pPr>
+      <w:rPr>
+        <w:rFonts w:ascii="OpenSymbol" w:hAnsi="OpenSymbol" w:cs="OpenSymbol" w:hint="default"/>
+      </w:rPr>
+    </w:lvl>
+    <w:lvl w:ilvl="2">
+      <w:start w:val="1"/>
+      <w:numFmt w:val="bullet"/>
+      <w:lvlText w:val="▪"/>
+      <w:lvlJc w:val="left"/>
+      <w:pPr>
+        <w:tabs>
+          <w:tab w:val="num" w:pos="1440"/>
+        </w:tabs>
+        <w:ind w:left="1440" w:hanging="360"/>
+      </w:pPr>
+      <w:rPr>
+        <w:rFonts w:ascii="OpenSymbol" w:hAnsi="OpenSymbol" w:cs="OpenSymbol" w:hint="default"/>
+      </w:rPr>
+    </w:lvl>
+    <w:lvl w:ilvl="3">
+      <w:start w:val="1"/>
+      <w:numFmt w:val="bullet"/>
+      <w:lvlText w:val=""/>
+      <w:lvlJc w:val="left"/>
+      <w:pPr>
+        <w:tabs>
+          <w:tab w:val="num" w:pos="1800"/>
+        </w:tabs>
+        <w:ind w:left="1800" w:hanging="360"/>
+      </w:pPr>
+      <w:rPr>
+        <w:rFonts w:ascii="Symbol" w:hAnsi="Symbol" w:cs="Symbol" w:hint="default"/>
+      </w:rPr>
+    </w:lvl>
+    <w:lvl w:ilvl="4">
+      <w:start w:val="1"/>
+      <w:numFmt w:val="bullet"/>
+      <w:lvlText w:val="◦"/>
+      <w:lvlJc w:val="left"/>
+      <w:pPr>
+        <w:tabs>
+          <w:tab w:val="num" w:pos="2160"/>
+        </w:tabs>
+        <w:ind w:left="2160" w:hanging="360"/>
+      </w:pPr>
+      <w:rPr>
+        <w:rFonts w:ascii="OpenSymbol" w:hAnsi="OpenSymbol" w:cs="OpenSymbol" w:hint="default"/>
+      </w:rPr>
+    </w:lvl>
+    <w:lvl w:ilvl="5">
+      <w:start w:val="1"/>
+      <w:numFmt w:val="bullet"/>
+      <w:lvlText w:val="▪"/>
+      <w:lvlJc w:val="left"/>
+      <w:pPr>
+        <w:tabs>
+          <w:tab w:val="num" w:pos="2520"/>
+        </w:tabs>
+        <w:ind w:left="2520" w:hanging="360"/>
+      </w:pPr>
+      <w:rPr>
+        <w:rFonts w:ascii="OpenSymbol" w:hAnsi="OpenSymbol" w:cs="OpenSymbol" w:hint="default"/>
+      </w:rPr>
+    </w:lvl>
+    <w:lvl w:ilvl="6">
+      <w:start w:val="1"/>
+      <w:numFmt w:val="bullet"/>
+      <w:lvlText w:val=""/>
+      <w:lvlJc w:val="left"/>
+      <w:pPr>
+        <w:tabs>
+          <w:tab w:val="num" w:pos="2880"/>
+        </w:tabs>
+        <w:ind w:left="2880" w:hanging="360"/>
+      </w:pPr>
+      <w:rPr>
+        <w:rFonts w:ascii="Symbol" w:hAnsi="Symbol" w:cs="Symbol" w:hint="default"/>
+      </w:rPr>
+    </w:lvl>
+    <w:lvl w:ilvl="7">
+      <w:start w:val="1"/>
+      <w:numFmt w:val="bullet"/>
+      <w:lvlText w:val="◦"/>
+      <w:lvlJc w:val="left"/>
+      <w:pPr>
+        <w:tabs>
+          <w:tab w:val="num" w:pos="3240"/>
+        </w:tabs>
+        <w:ind w:left="3240" w:hanging="360"/>
+      </w:pPr>
+      <w:rPr>
+        <w:rFonts w:ascii="OpenSymbol" w:hAnsi="OpenSymbol" w:cs="OpenSymbol" w:hint="default"/>
+      </w:rPr>
+    </w:lvl>
+    <w:lvl w:ilvl="8">
+      <w:start w:val="1"/>
+      <w:numFmt w:val="bullet"/>
+      <w:lvlText w:val="▪"/>
+      <w:lvlJc w:val="left"/>
+      <w:pPr>
+        <w:tabs>
+          <w:tab w:val="num" w:pos="3600"/>
+        </w:tabs>
+        <w:ind w:left="3600" w:hanging="360"/>
+      </w:pPr>
+      <w:rPr>
+        <w:rFonts w:ascii="OpenSymbol" w:hAnsi="OpenSymbol" w:cs="OpenSymbol" w:hint="default"/>
+      </w:rPr>
+    </w:lvl>
+  </w:abstractNum>
+  <w:abstractNum w:abstractNumId="4">
+    <w:lvl w:ilvl="0">
+      <w:start w:val="1"/>
       <w:numFmt w:val="none"/>
       <w:suff w:val="nothing"/>
       <w:lvlText w:val=""/>
@@ -21679,6 +21850,9 @@
   </w:num>
   <w:num w:numId="3">
     <w:abstractNumId w:val="3"/>
+  </w:num>
+  <w:num w:numId="4">
+    <w:abstractNumId w:val="4"/>
   </w:num>
 </w:numbering>
 </file>
@@ -22200,6 +22374,13 @@
       <w:rFonts w:ascii="Calibri" w:hAnsi="Calibri"/>
       <w:color w:val="404040" w:themeColor="text1" w:themeTint="bf"/>
       <w:u w:val="none"/>
+    </w:rPr>
+  </w:style>
+  <w:style w:type="character" w:styleId="Puces">
+    <w:name w:val="Puces"/>
+    <w:qFormat/>
+    <w:rPr>
+      <w:rFonts w:ascii="OpenSymbol" w:hAnsi="OpenSymbol" w:eastAsia="OpenSymbol" w:cs="OpenSymbol"/>
     </w:rPr>
   </w:style>
   <w:style w:type="paragraph" w:styleId="Titre">
